--- a/docs/informes/Informe4b_Pruebas_Base_de_Datos_AbasteceNi_v1.0.docx
+++ b/docs/informes/Informe4b_Pruebas_Base_de_Datos_AbasteceNi_v1.0.docx
@@ -1046,7 +1046,22 @@
                 <w:sz w:val="18"/>
                 <w:szCs w:val="18"/>
               </w:rPr>
-              <w:t xml:space="preserve"> (PR #1)</w:t>
+              <w:t xml:space="preserve"> (commit de fusión </w:t>
+            </w:r>
+            <w:r>
+              <w:rPr>
+                <w:rFonts w:ascii="Consolas" w:cs="Consolas" w:eastAsia="Consolas" w:hAnsi="Consolas"/>
+                <w:sz w:val="18"/>
+                <w:szCs w:val="18"/>
+              </w:rPr>
+              <w:t xml:space="preserve">9e16046</w:t>
+            </w:r>
+            <w:r>
+              <w:rPr>
+                <w:sz w:val="18"/>
+                <w:szCs w:val="18"/>
+              </w:rPr>
+              <w:t xml:space="preserve">)</w:t>
             </w:r>
           </w:p>
         </w:tc>
@@ -1135,7 +1150,37 @@
                 <w:sz w:val="18"/>
                 <w:szCs w:val="18"/>
               </w:rPr>
-              <w:t xml:space="preserve">Construida y verificada; pendiente de la revisión cruzada (PR #2)</w:t>
+              <w:t xml:space="preserve">Integrada en </w:t>
+            </w:r>
+            <w:r>
+              <w:rPr>
+                <w:rFonts w:ascii="Consolas" w:cs="Consolas" w:eastAsia="Consolas" w:hAnsi="Consolas"/>
+                <w:sz w:val="18"/>
+                <w:szCs w:val="18"/>
+              </w:rPr>
+              <w:t xml:space="preserve">main</w:t>
+            </w:r>
+            <w:r>
+              <w:rPr>
+                <w:sz w:val="18"/>
+                <w:szCs w:val="18"/>
+              </w:rPr>
+              <w:t xml:space="preserve"> (commit de fusión </w:t>
+            </w:r>
+            <w:r>
+              <w:rPr>
+                <w:rFonts w:ascii="Consolas" w:cs="Consolas" w:eastAsia="Consolas" w:hAnsi="Consolas"/>
+                <w:sz w:val="18"/>
+                <w:szCs w:val="18"/>
+              </w:rPr>
+              <w:t xml:space="preserve">8d1845e</w:t>
+            </w:r>
+            <w:r>
+              <w:rPr>
+                <w:sz w:val="18"/>
+                <w:szCs w:val="18"/>
+              </w:rPr>
+              <w:t xml:space="preserve">)</w:t>
             </w:r>
           </w:p>
         </w:tc>
@@ -1224,7 +1269,7 @@
                 <w:sz w:val="18"/>
                 <w:szCs w:val="18"/>
               </w:rPr>
-              <w:t xml:space="preserve">Construida y verificada; pendiente de la revisión cruzada (PR #4)</w:t>
+              <w:t xml:space="preserve">Construida y verificada; pendiente de la revisión cruzada (DM-05) para integrarse</w:t>
             </w:r>
           </w:p>
         </w:tc>
@@ -9775,7 +9820,7 @@
                 <w:sz w:val="18"/>
                 <w:szCs w:val="18"/>
               </w:rPr>
-              <w:t xml:space="preserve">, CI en verde); integración en </w:t>
+              <w:t xml:space="preserve">, CI en verde); lo de IT-01 integrado en </w:t>
             </w:r>
             <w:r>
               <w:rPr>
@@ -9790,7 +9835,7 @@
                 <w:sz w:val="18"/>
                 <w:szCs w:val="18"/>
               </w:rPr>
-              <w:t xml:space="preserve"> pendiente de PR #2 y #4 para lo de IT-01 e IT-02</w:t>
+              <w:t xml:space="preserve">; lo de IT-02, pendiente de la PR #3</w:t>
             </w:r>
           </w:p>
         </w:tc>

--- a/docs/informes/Informe4b_Pruebas_Base_de_Datos_AbasteceNi_v1.0.docx
+++ b/docs/informes/Informe4b_Pruebas_Base_de_Datos_AbasteceNi_v1.0.docx
@@ -2045,10 +2045,90 @@
       </w:r>
       <w:bookmarkEnd w:id="5"/>
     </w:p>
-    <rootKey>w:p</rootKey>
-    <rootKey>w:p</rootKey>
-    <rootKey>w:p</rootKey>
-    <rootKey>w:p</rootKey>
+    <w:p>
+      <w:pPr>
+        <w:pStyle w:val="ListParagraph"/>
+        <w:numPr>
+          <w:ilvl w:val="0"/>
+          <w:numId w:val="2"/>
+        </w:numPr>
+        <w:spacing w:after="60"/>
+        <w:jc w:val="left"/>
+      </w:pPr>
+      <w:r>
+        <w:rPr>
+          <w:b/>
+          <w:bCs/>
+        </w:rPr>
+        <w:t xml:space="preserve">ISO/IEC/IEEE 29119-1:2022.</w:t>
+      </w:r>
+      <w:r>
+        <w:t xml:space="preserve"> Conceptos y vocabulario: objeto de prueba, condición de prueba, caso de prueba, entorno de prueba.</w:t>
+      </w:r>
+    </w:p>
+    <w:p>
+      <w:pPr>
+        <w:pStyle w:val="ListParagraph"/>
+        <w:numPr>
+          <w:ilvl w:val="0"/>
+          <w:numId w:val="2"/>
+        </w:numPr>
+        <w:spacing w:after="60"/>
+        <w:jc w:val="left"/>
+      </w:pPr>
+      <w:r>
+        <w:rPr>
+          <w:b/>
+          <w:bCs/>
+        </w:rPr>
+        <w:t xml:space="preserve">ISO/IEC/IEEE 29119-2:2021.</w:t>
+      </w:r>
+      <w:r>
+        <w:t xml:space="preserve"> Procesos de prueba: planificación, diseño e implementación, ejecución y finalización.</w:t>
+      </w:r>
+    </w:p>
+    <w:p>
+      <w:pPr>
+        <w:pStyle w:val="ListParagraph"/>
+        <w:numPr>
+          <w:ilvl w:val="0"/>
+          <w:numId w:val="2"/>
+        </w:numPr>
+        <w:spacing w:after="60"/>
+        <w:jc w:val="left"/>
+      </w:pPr>
+      <w:r>
+        <w:rPr>
+          <w:b/>
+          <w:bCs/>
+        </w:rPr>
+        <w:t xml:space="preserve">ISO/IEC/IEEE 29119-3:2021.</w:t>
+      </w:r>
+      <w:r>
+        <w:t xml:space="preserve"> Documentación de pruebas: plan, especificación de diseño, especificación de casos y procedimientos, e informe de finalización. Organiza los §2.2 a §2.5.</w:t>
+      </w:r>
+    </w:p>
+    <w:p>
+      <w:pPr>
+        <w:pStyle w:val="ListParagraph"/>
+        <w:numPr>
+          <w:ilvl w:val="0"/>
+          <w:numId w:val="2"/>
+        </w:numPr>
+        <w:spacing w:after="60"/>
+        <w:jc w:val="left"/>
+      </w:pPr>
+      <w:r>
+        <w:rPr>
+          <w:b/>
+          <w:bCs/>
+        </w:rPr>
+        <w:t xml:space="preserve">ISO/IEC 27002:2022, control 8.31.</w:t>
+      </w:r>
+      <w:r>
+        <w:t xml:space="preserve"> Separación de los entornos de desarrollo, prueba y producción: las pruebas usan una base efímera propia.</w:t>
+      </w:r>
+    </w:p>
     <w:p>
       <w:pPr>
         <w:pStyle w:val="Heading1"/>
@@ -9619,9 +9699,59 @@
       </w:r>
       <w:bookmarkEnd w:id="13"/>
     </w:p>
-    <rootKey>w:p</rootKey>
-    <rootKey>w:p</rootKey>
-    <rootKey>w:p</rootKey>
+    <w:p>
+      <w:pPr>
+        <w:pStyle w:val="ListParagraph"/>
+        <w:numPr>
+          <w:ilvl w:val="0"/>
+          <w:numId w:val="2"/>
+        </w:numPr>
+        <w:spacing w:after="60"/>
+        <w:jc w:val="left"/>
+      </w:pPr>
+      <w:r>
+        <w:t xml:space="preserve">El recuento fijo de migraciones de CB-1 dejó de ser válido al añadir migraciones en IT-01. Se sustituyó por la lectura del diario de drizzle (</w:t>
+      </w:r>
+      <w:r>
+        <w:rPr>
+          <w:rFonts w:ascii="Consolas" w:cs="Consolas" w:eastAsia="Consolas" w:hAnsi="Consolas"/>
+          <w:sz w:val="20"/>
+          <w:szCs w:val="20"/>
+        </w:rPr>
+        <w:t xml:space="preserve">meta/_journal.json</w:t>
+      </w:r>
+      <w:r>
+        <w:t xml:space="preserve">), para que la prueba no dependa del número de migraciones.</w:t>
+      </w:r>
+    </w:p>
+    <w:p>
+      <w:pPr>
+        <w:pStyle w:val="ListParagraph"/>
+        <w:numPr>
+          <w:ilvl w:val="0"/>
+          <w:numId w:val="2"/>
+        </w:numPr>
+        <w:spacing w:after="60"/>
+        <w:jc w:val="left"/>
+      </w:pPr>
+      <w:r>
+        <w:t xml:space="preserve">La lista exacta de privilegios de CB-3 detectó cada privilegio nuevo de IT-01 e IT-02. Toda concesión queda así revisada de forma explícita en la propia prueba.</w:t>
+      </w:r>
+    </w:p>
+    <w:p>
+      <w:pPr>
+        <w:pStyle w:val="ListParagraph"/>
+        <w:numPr>
+          <w:ilvl w:val="0"/>
+          <w:numId w:val="2"/>
+        </w:numPr>
+        <w:spacing w:after="60"/>
+        <w:jc w:val="left"/>
+      </w:pPr>
+      <w:r>
+        <w:t xml:space="preserve">Las columnas NOT NULL añadidas en IT-02 (consentimiento y registro legal) exigen migrar bases sin filas previas. Es aceptable porque aún no hay datos de producción.</w:t>
+      </w:r>
+    </w:p>
     <w:p>
       <w:pPr>
         <w:pStyle w:val="Heading2"/>
@@ -11496,6 +11626,15 @@
   <w:num w:numId="1">
     <w:abstractNumId w:val="1"/>
     <w:lvlOverride w:ilvl="0">
+      <w:startOverride w:val="1"/>
+    </w:lvlOverride>
+  </w:num>
+  <w:num w:numId="2">
+    <w:abstractNumId w:val="2"/>
+    <w:lvlOverride w:ilvl="0">
+      <w:startOverride w:val="1"/>
+    </w:lvlOverride>
+    <w:lvlOverride w:ilvl="1">
       <w:startOverride w:val="1"/>
     </w:lvlOverride>
   </w:num>

--- a/docs/informes/Informe4b_Pruebas_Base_de_Datos_AbasteceNi_v1.0.docx
+++ b/docs/informes/Informe4b_Pruebas_Base_de_Datos_AbasteceNi_v1.0.docx
@@ -1269,7 +1269,141 @@
                 <w:sz w:val="18"/>
                 <w:szCs w:val="18"/>
               </w:rPr>
-              <w:t xml:space="preserve">Construida y verificada; pendiente de la revisión cruzada (DM-05) para integrarse</w:t>
+              <w:t xml:space="preserve">Integrada en </w:t>
+            </w:r>
+            <w:r>
+              <w:rPr>
+                <w:rFonts w:ascii="Consolas" w:cs="Consolas" w:eastAsia="Consolas" w:hAnsi="Consolas"/>
+                <w:sz w:val="18"/>
+                <w:szCs w:val="18"/>
+              </w:rPr>
+              <w:t xml:space="preserve">main</w:t>
+            </w:r>
+            <w:r>
+              <w:rPr>
+                <w:sz w:val="18"/>
+                <w:szCs w:val="18"/>
+              </w:rPr>
+              <w:t xml:space="preserve"> (commit de fusión </w:t>
+            </w:r>
+            <w:r>
+              <w:rPr>
+                <w:rFonts w:ascii="Consolas" w:cs="Consolas" w:eastAsia="Consolas" w:hAnsi="Consolas"/>
+                <w:sz w:val="18"/>
+                <w:szCs w:val="18"/>
+              </w:rPr>
+              <w:t xml:space="preserve">6d0f2d3</w:t>
+            </w:r>
+            <w:r>
+              <w:rPr>
+                <w:sz w:val="18"/>
+                <w:szCs w:val="18"/>
+              </w:rPr>
+              <w:t xml:space="preserve">)</w:t>
+            </w:r>
+          </w:p>
+        </w:tc>
+      </w:tr>
+      <w:tr>
+        <w:tc>
+          <w:tcPr>
+            <w:tcW w:type="dxa" w:w="1310"/>
+            <w:tcBorders>
+              <w:top w:val="single" w:color="A6A6A6" w:sz="4"/>
+              <w:left w:val="single" w:color="A6A6A6" w:sz="4"/>
+              <w:bottom w:val="single" w:color="A6A6A6" w:sz="4"/>
+              <w:right w:val="single" w:color="A6A6A6" w:sz="4"/>
+            </w:tcBorders>
+            <w:tcMar>
+              <w:top w:type="dxa" w:w="60"/>
+              <w:left w:type="dxa" w:w="90"/>
+              <w:bottom w:type="dxa" w:w="60"/>
+              <w:right w:type="dxa" w:w="90"/>
+            </w:tcMar>
+          </w:tcPr>
+          <w:p>
+            <w:pPr>
+              <w:spacing w:after="30"/>
+            </w:pPr>
+            <w:r>
+              <w:rPr>
+                <w:sz w:val="18"/>
+                <w:szCs w:val="18"/>
+              </w:rPr>
+              <w:t xml:space="preserve">IT-02, tramo B (SYS-FN-07)</w:t>
+            </w:r>
+          </w:p>
+        </w:tc>
+        <w:tc>
+          <w:tcPr>
+            <w:tcW w:type="dxa" w:w="5241"/>
+            <w:tcBorders>
+              <w:top w:val="single" w:color="A6A6A6" w:sz="4"/>
+              <w:left w:val="single" w:color="A6A6A6" w:sz="4"/>
+              <w:bottom w:val="single" w:color="A6A6A6" w:sz="4"/>
+              <w:right w:val="single" w:color="A6A6A6" w:sz="4"/>
+            </w:tcBorders>
+            <w:tcMar>
+              <w:top w:type="dxa" w:w="60"/>
+              <w:left w:type="dxa" w:w="90"/>
+              <w:bottom w:type="dxa" w:w="60"/>
+              <w:right w:type="dxa" w:w="90"/>
+            </w:tcMar>
+          </w:tcPr>
+          <w:p>
+            <w:pPr>
+              <w:spacing w:after="30"/>
+            </w:pPr>
+            <w:r>
+              <w:rPr>
+                <w:sz w:val="18"/>
+                <w:szCs w:val="18"/>
+              </w:rPr>
+              <w:t xml:space="preserve">Contador de intentos fallidos y fin del bloqueo en las credenciales de M2</w:t>
+            </w:r>
+          </w:p>
+        </w:tc>
+        <w:tc>
+          <w:tcPr>
+            <w:tcW w:type="dxa" w:w="2809"/>
+            <w:tcBorders>
+              <w:top w:val="single" w:color="A6A6A6" w:sz="4"/>
+              <w:left w:val="single" w:color="A6A6A6" w:sz="4"/>
+              <w:bottom w:val="single" w:color="A6A6A6" w:sz="4"/>
+              <w:right w:val="single" w:color="A6A6A6" w:sz="4"/>
+            </w:tcBorders>
+            <w:tcMar>
+              <w:top w:type="dxa" w:w="60"/>
+              <w:left w:type="dxa" w:w="90"/>
+              <w:bottom w:type="dxa" w:w="60"/>
+              <w:right w:type="dxa" w:w="90"/>
+            </w:tcMar>
+          </w:tcPr>
+          <w:p>
+            <w:pPr>
+              <w:spacing w:after="30"/>
+            </w:pPr>
+            <w:r>
+              <w:rPr>
+                <w:sz w:val="18"/>
+                <w:szCs w:val="18"/>
+              </w:rPr>
+              <w:t xml:space="preserve">Construido y verificado en la rama </w:t>
+            </w:r>
+            <w:r>
+              <w:rPr>
+                <w:rFonts w:ascii="Consolas" w:cs="Consolas" w:eastAsia="Consolas" w:hAnsi="Consolas"/>
+                <w:sz w:val="18"/>
+                <w:szCs w:val="18"/>
+              </w:rPr>
+              <w:t xml:space="preserve">it-02/bloqueo</w:t>
+            </w:r>
+            <w:r>
+              <w:rPr>
+                <w:sz w:val="18"/>
+                <w:szCs w:val="18"/>
+              </w:rPr>
+              <w:t xml:space="preserve">, pendiente de la revisión cruzada (PR #6)</w:t>
             </w:r>
           </w:p>
         </w:tc>
@@ -2187,7 +2321,7 @@
         <w:t xml:space="preserve">herramientas/bd/provisionar.sh</w:t>
       </w:r>
       <w:r>
-        <w:t xml:space="preserve">, aplica en orden las siete migraciones de </w:t>
+        <w:t xml:space="preserve">, aplica en orden las ocho migraciones de </w:t>
       </w:r>
       <w:r>
         <w:rPr>
@@ -2281,7 +2415,7 @@
           <w:sz w:val="18"/>
           <w:szCs w:val="18"/>
         </w:rPr>
-        <w:t xml:space="preserve">Figura 1. Esquema físico de AbasteceNi tras aplicar las migraciones 0000 a 0006. Cada tabla indica las claves (PK, UQ), las columnas NOT NULL, el número de restricciones CHECK y los privilegios del rol abasteceni_app.</w:t>
+        <w:t xml:space="preserve">Figura 1. Esquema físico de AbasteceNi tras aplicar las migraciones 0000 a 0007. Cada tabla indica las claves (PK, UQ), las columnas NOT NULL, el número de restricciones CHECK y los privilegios del rol abasteceni_app.</w:t>
       </w:r>
     </w:p>
     <w:tbl>
@@ -3116,6 +3250,96 @@
           </w:p>
         </w:tc>
       </w:tr>
+      <w:tr>
+        <w:tc>
+          <w:tcPr>
+            <w:tcW w:type="dxa" w:w="3182"/>
+            <w:tcBorders>
+              <w:top w:val="single" w:color="A6A6A6" w:sz="4"/>
+              <w:left w:val="single" w:color="A6A6A6" w:sz="4"/>
+              <w:bottom w:val="single" w:color="A6A6A6" w:sz="4"/>
+              <w:right w:val="single" w:color="A6A6A6" w:sz="4"/>
+            </w:tcBorders>
+            <w:tcMar>
+              <w:top w:type="dxa" w:w="60"/>
+              <w:left w:type="dxa" w:w="90"/>
+              <w:bottom w:type="dxa" w:w="60"/>
+              <w:right w:type="dxa" w:w="90"/>
+            </w:tcMar>
+          </w:tcPr>
+          <w:p>
+            <w:pPr>
+              <w:spacing w:after="30"/>
+            </w:pPr>
+            <w:r>
+              <w:rPr>
+                <w:rFonts w:ascii="Consolas" w:cs="Consolas" w:eastAsia="Consolas" w:hAnsi="Consolas"/>
+                <w:sz w:val="18"/>
+                <w:szCs w:val="18"/>
+              </w:rPr>
+              <w:t xml:space="preserve">0007_bloqueo-intentos.sql</w:t>
+            </w:r>
+          </w:p>
+        </w:tc>
+        <w:tc>
+          <w:tcPr>
+            <w:tcW w:type="dxa" w:w="5054"/>
+            <w:tcBorders>
+              <w:top w:val="single" w:color="A6A6A6" w:sz="4"/>
+              <w:left w:val="single" w:color="A6A6A6" w:sz="4"/>
+              <w:bottom w:val="single" w:color="A6A6A6" w:sz="4"/>
+              <w:right w:val="single" w:color="A6A6A6" w:sz="4"/>
+            </w:tcBorders>
+            <w:tcMar>
+              <w:top w:type="dxa" w:w="60"/>
+              <w:left w:type="dxa" w:w="90"/>
+              <w:bottom w:type="dxa" w:w="60"/>
+              <w:right w:type="dxa" w:w="90"/>
+            </w:tcMar>
+          </w:tcPr>
+          <w:p>
+            <w:pPr>
+              <w:spacing w:after="30"/>
+            </w:pPr>
+            <w:r>
+              <w:rPr>
+                <w:sz w:val="18"/>
+                <w:szCs w:val="18"/>
+              </w:rPr>
+              <w:t xml:space="preserve">Intentos fallidos (NOT NULL, ≥ 0) y fin del bloqueo en las credenciales (SYS-FN-07)</w:t>
+            </w:r>
+          </w:p>
+        </w:tc>
+        <w:tc>
+          <w:tcPr>
+            <w:tcW w:type="dxa" w:w="1124"/>
+            <w:tcBorders>
+              <w:top w:val="single" w:color="A6A6A6" w:sz="4"/>
+              <w:left w:val="single" w:color="A6A6A6" w:sz="4"/>
+              <w:bottom w:val="single" w:color="A6A6A6" w:sz="4"/>
+              <w:right w:val="single" w:color="A6A6A6" w:sz="4"/>
+            </w:tcBorders>
+            <w:tcMar>
+              <w:top w:type="dxa" w:w="60"/>
+              <w:left w:type="dxa" w:w="90"/>
+              <w:bottom w:type="dxa" w:w="60"/>
+              <w:right w:type="dxa" w:w="90"/>
+            </w:tcMar>
+          </w:tcPr>
+          <w:p>
+            <w:pPr>
+              <w:spacing w:after="30"/>
+            </w:pPr>
+            <w:r>
+              <w:rPr>
+                <w:sz w:val="18"/>
+                <w:szCs w:val="18"/>
+              </w:rPr>
+              <w:t xml:space="preserve">IT-02, tramo B</w:t>
+            </w:r>
+          </w:p>
+        </w:tc>
+      </w:tr>
     </w:tbl>
     <w:p>
       <w:pPr>
@@ -3392,7 +3616,7 @@
                 <w:sz w:val="18"/>
                 <w:szCs w:val="18"/>
               </w:rPr>
-              <w:t xml:space="preserve">0006</w:t>
+              <w:t xml:space="preserve">0007</w:t>
             </w:r>
             <w:r>
               <w:rPr>
@@ -9935,7 +10159,7 @@
                 <w:sz w:val="18"/>
                 <w:szCs w:val="18"/>
               </w:rPr>
-              <w:t xml:space="preserve">Construido y verificado (suite </w:t>
+              <w:t xml:space="preserve">Construido, verificado e integrado en </w:t>
             </w:r>
             <w:r>
               <w:rPr>
@@ -9943,29 +10167,7 @@
                 <w:sz w:val="18"/>
                 <w:szCs w:val="18"/>
               </w:rPr>
-              <w:t xml:space="preserve">bd/</w:t>
-            </w:r>
-            <w:r>
-              <w:rPr>
-                <w:sz w:val="18"/>
-                <w:szCs w:val="18"/>
-              </w:rPr>
-              <w:t xml:space="preserve">, CI en verde); lo de IT-01 integrado en </w:t>
-            </w:r>
-            <w:r>
-              <w:rPr>
-                <w:rFonts w:ascii="Consolas" w:cs="Consolas" w:eastAsia="Consolas" w:hAnsi="Consolas"/>
-                <w:sz w:val="18"/>
-                <w:szCs w:val="18"/>
-              </w:rPr>
               <w:t xml:space="preserve">main</w:t>
-            </w:r>
-            <w:r>
-              <w:rPr>
-                <w:sz w:val="18"/>
-                <w:szCs w:val="18"/>
-              </w:rPr>
-              <w:t xml:space="preserve">; lo de IT-02, pendiente de la PR #3</w:t>
             </w:r>
           </w:p>
         </w:tc>

--- a/docs/informes/Informe4b_Pruebas_Base_de_Datos_AbasteceNi_v1.0.docx
+++ b/docs/informes/Informe4b_Pruebas_Base_de_Datos_AbasteceNi_v1.0.docx
@@ -1388,7 +1388,7 @@
                 <w:sz w:val="18"/>
                 <w:szCs w:val="18"/>
               </w:rPr>
-              <w:t xml:space="preserve">Construido y verificado en la rama </w:t>
+              <w:t xml:space="preserve">Integrado en </w:t>
             </w:r>
             <w:r>
               <w:rPr>
@@ -1396,14 +1396,22 @@
                 <w:sz w:val="18"/>
                 <w:szCs w:val="18"/>
               </w:rPr>
-              <w:t xml:space="preserve">it-02/bloqueo</w:t>
-            </w:r>
-            <w:r>
-              <w:rPr>
-                <w:sz w:val="18"/>
-                <w:szCs w:val="18"/>
-              </w:rPr>
-              <w:t xml:space="preserve">, pendiente de la revisión cruzada (PR #6)</w:t>
+              <w:t xml:space="preserve">main</w:t>
+            </w:r>
+            <w:r>
+              <w:rPr>
+                <w:sz w:val="18"/>
+                <w:szCs w:val="18"/>
+              </w:rPr>
+              <w:t xml:space="preserve"> con la PR #6, fusión </w:t>
+            </w:r>
+            <w:r>
+              <w:rPr>
+                <w:rFonts w:ascii="Consolas" w:cs="Consolas" w:eastAsia="Consolas" w:hAnsi="Consolas"/>
+                <w:sz w:val="18"/>
+                <w:szCs w:val="18"/>
+              </w:rPr>
+              <w:t xml:space="preserve">2bd1b3e</w:t>
             </w:r>
           </w:p>
         </w:tc>

--- a/docs/informes/Informe4b_Pruebas_Base_de_Datos_AbasteceNi_v1.0.docx
+++ b/docs/informes/Informe4b_Pruebas_Base_de_Datos_AbasteceNi_v1.0.docx
@@ -166,7 +166,7 @@
           <w:sz w:val="20"/>
           <w:szCs w:val="20"/>
         </w:rPr>
-        <w:t xml:space="preserve">Serie AbasteceNi: D3 (PA-02, PA-06, ADR-01, ADR-05), ADR-07, ADR-08, D2 (SYS-FN-01, 02, 35 y 36)</w:t>
+        <w:t xml:space="preserve">Serie AbasteceNi: D3 (PA-02, PA-06, ADR-01, ADR-05), ADR-07, ADR-08, D2 (SYS-FN-01, 02, 05, 08, 35 y 36)</w:t>
       </w:r>
     </w:p>
     <w:p>
@@ -1416,6 +1416,110 @@
           </w:p>
         </w:tc>
       </w:tr>
+      <w:tr>
+        <w:tc>
+          <w:tcPr>
+            <w:tcW w:type="dxa" w:w="1310"/>
+            <w:tcBorders>
+              <w:top w:val="single" w:color="A6A6A6" w:sz="4"/>
+              <w:left w:val="single" w:color="A6A6A6" w:sz="4"/>
+              <w:bottom w:val="single" w:color="A6A6A6" w:sz="4"/>
+              <w:right w:val="single" w:color="A6A6A6" w:sz="4"/>
+            </w:tcBorders>
+            <w:tcMar>
+              <w:top w:type="dxa" w:w="60"/>
+              <w:left w:type="dxa" w:w="90"/>
+              <w:bottom w:type="dxa" w:w="60"/>
+              <w:right w:type="dxa" w:w="90"/>
+            </w:tcMar>
+          </w:tcPr>
+          <w:p>
+            <w:pPr>
+              <w:spacing w:after="30"/>
+            </w:pPr>
+            <w:r>
+              <w:rPr>
+                <w:sz w:val="18"/>
+                <w:szCs w:val="18"/>
+              </w:rPr>
+              <w:t xml:space="preserve">IT-02, tramos B y C (SYS-FN-05 y 08)</w:t>
+            </w:r>
+          </w:p>
+        </w:tc>
+        <w:tc>
+          <w:tcPr>
+            <w:tcW w:type="dxa" w:w="5241"/>
+            <w:tcBorders>
+              <w:top w:val="single" w:color="A6A6A6" w:sz="4"/>
+              <w:left w:val="single" w:color="A6A6A6" w:sz="4"/>
+              <w:bottom w:val="single" w:color="A6A6A6" w:sz="4"/>
+              <w:right w:val="single" w:color="A6A6A6" w:sz="4"/>
+            </w:tcBorders>
+            <w:tcMar>
+              <w:top w:type="dxa" w:w="60"/>
+              <w:left w:type="dxa" w:w="90"/>
+              <w:bottom w:type="dxa" w:w="60"/>
+              <w:right w:type="dxa" w:w="90"/>
+            </w:tcMar>
+          </w:tcPr>
+          <w:p>
+            <w:pPr>
+              <w:spacing w:after="30"/>
+            </w:pPr>
+            <w:r>
+              <w:rPr>
+                <w:sz w:val="18"/>
+                <w:szCs w:val="18"/>
+              </w:rPr>
+              <w:t xml:space="preserve">Solicitudes de recuperación con la huella del secreto; fecha de inicio del dispositivo y marca de sesión desplazada en las sesiones de M2</w:t>
+            </w:r>
+          </w:p>
+        </w:tc>
+        <w:tc>
+          <w:tcPr>
+            <w:tcW w:type="dxa" w:w="2809"/>
+            <w:tcBorders>
+              <w:top w:val="single" w:color="A6A6A6" w:sz="4"/>
+              <w:left w:val="single" w:color="A6A6A6" w:sz="4"/>
+              <w:bottom w:val="single" w:color="A6A6A6" w:sz="4"/>
+              <w:right w:val="single" w:color="A6A6A6" w:sz="4"/>
+            </w:tcBorders>
+            <w:tcMar>
+              <w:top w:type="dxa" w:w="60"/>
+              <w:left w:type="dxa" w:w="90"/>
+              <w:bottom w:type="dxa" w:w="60"/>
+              <w:right w:type="dxa" w:w="90"/>
+            </w:tcMar>
+          </w:tcPr>
+          <w:p>
+            <w:pPr>
+              <w:spacing w:after="30"/>
+            </w:pPr>
+            <w:r>
+              <w:rPr>
+                <w:sz w:val="18"/>
+                <w:szCs w:val="18"/>
+              </w:rPr>
+              <w:t xml:space="preserve">Construidos y verificados en la rama </w:t>
+            </w:r>
+            <w:r>
+              <w:rPr>
+                <w:rFonts w:ascii="Consolas" w:cs="Consolas" w:eastAsia="Consolas" w:hAnsi="Consolas"/>
+                <w:sz w:val="18"/>
+                <w:szCs w:val="18"/>
+              </w:rPr>
+              <w:t xml:space="preserve">it-02/recuperacion</w:t>
+            </w:r>
+            <w:r>
+              <w:rPr>
+                <w:sz w:val="18"/>
+                <w:szCs w:val="18"/>
+              </w:rPr>
+              <w:t xml:space="preserve"> (ejecución 39339908565, 10/10 en verde), pendientes de la PR #8</w:t>
+            </w:r>
+          </w:p>
+        </w:tc>
+      </w:tr>
     </w:tbl>
     <w:p>
       <w:pPr>
@@ -2113,6 +2217,95 @@
                 <w:sz w:val="18"/>
                 <w:szCs w:val="18"/>
               </w:rPr>
+              <w:t xml:space="preserve">SYS-FN-05 y 08 (DIS-36 y 37)</w:t>
+            </w:r>
+          </w:p>
+        </w:tc>
+        <w:tc>
+          <w:tcPr>
+            <w:tcW w:type="dxa" w:w="1872"/>
+            <w:tcBorders>
+              <w:top w:val="single" w:color="A6A6A6" w:sz="4"/>
+              <w:left w:val="single" w:color="A6A6A6" w:sz="4"/>
+              <w:bottom w:val="single" w:color="A6A6A6" w:sz="4"/>
+              <w:right w:val="single" w:color="A6A6A6" w:sz="4"/>
+            </w:tcBorders>
+            <w:tcMar>
+              <w:top w:type="dxa" w:w="60"/>
+              <w:left w:type="dxa" w:w="90"/>
+              <w:bottom w:type="dxa" w:w="60"/>
+              <w:right w:type="dxa" w:w="90"/>
+            </w:tcMar>
+          </w:tcPr>
+          <w:p>
+            <w:pPr>
+              <w:spacing w:after="30"/>
+            </w:pPr>
+            <w:r>
+              <w:rPr>
+                <w:sz w:val="18"/>
+                <w:szCs w:val="18"/>
+              </w:rPr>
+              <w:t xml:space="preserve">D2 §3</w:t>
+            </w:r>
+          </w:p>
+        </w:tc>
+        <w:tc>
+          <w:tcPr>
+            <w:tcW w:type="dxa" w:w="4493"/>
+            <w:tcBorders>
+              <w:top w:val="single" w:color="A6A6A6" w:sz="4"/>
+              <w:left w:val="single" w:color="A6A6A6" w:sz="4"/>
+              <w:bottom w:val="single" w:color="A6A6A6" w:sz="4"/>
+              <w:right w:val="single" w:color="A6A6A6" w:sz="4"/>
+            </w:tcBorders>
+            <w:tcMar>
+              <w:top w:type="dxa" w:w="60"/>
+              <w:left w:type="dxa" w:w="90"/>
+              <w:bottom w:type="dxa" w:w="60"/>
+              <w:right w:type="dxa" w:w="90"/>
+            </w:tcMar>
+          </w:tcPr>
+          <w:p>
+            <w:pPr>
+              <w:spacing w:after="30"/>
+            </w:pPr>
+            <w:r>
+              <w:rPr>
+                <w:sz w:val="18"/>
+                <w:szCs w:val="18"/>
+              </w:rPr>
+              <w:t xml:space="preserve">Huella única y vigencia de la solicitud de recuperación; fecha de inicio obligatoria de la sesión; privilegios sin DELETE</w:t>
+            </w:r>
+          </w:p>
+        </w:tc>
+      </w:tr>
+      <w:tr>
+        <w:tc>
+          <w:tcPr>
+            <w:tcW w:type="dxa" w:w="2995"/>
+            <w:tcBorders>
+              <w:top w:val="single" w:color="A6A6A6" w:sz="4"/>
+              <w:left w:val="single" w:color="A6A6A6" w:sz="4"/>
+              <w:bottom w:val="single" w:color="A6A6A6" w:sz="4"/>
+              <w:right w:val="single" w:color="A6A6A6" w:sz="4"/>
+            </w:tcBorders>
+            <w:tcMar>
+              <w:top w:type="dxa" w:w="60"/>
+              <w:left w:type="dxa" w:w="90"/>
+              <w:bottom w:type="dxa" w:w="60"/>
+              <w:right w:type="dxa" w:w="90"/>
+            </w:tcMar>
+          </w:tcPr>
+          <w:p>
+            <w:pPr>
+              <w:spacing w:after="30"/>
+            </w:pPr>
+            <w:r>
+              <w:rPr>
+                <w:sz w:val="18"/>
+                <w:szCs w:val="18"/>
+              </w:rPr>
               <w:t xml:space="preserve">SYS-NFN-15</w:t>
             </w:r>
           </w:p>
@@ -2329,7 +2522,7 @@
         <w:t xml:space="preserve">herramientas/bd/provisionar.sh</w:t>
       </w:r>
       <w:r>
-        <w:t xml:space="preserve">, aplica en orden las ocho migraciones de </w:t>
+        <w:t xml:space="preserve">, aplica en orden las once migraciones de </w:t>
       </w:r>
       <w:r>
         <w:rPr>
@@ -2372,7 +2565,7 @@
       <w:r>
         <w:drawing>
           <wp:inline distT="0" distB="0" distL="0" distR="0">
-            <wp:extent cx="5000625" cy="7620000"/>
+            <wp:extent cx="4476750" cy="7620000"/>
             <wp:effectExtent t="0" r="0" b="0" l="0"/>
             <wp:docPr id="1" name="" descr="" title=""/>
             <wp:cNvGraphicFramePr>
@@ -2397,7 +2590,7 @@
                   <pic:spPr bwMode="auto">
                     <a:xfrm>
                       <a:off x="0" y="0"/>
-                      <a:ext cx="5000625" cy="7620000"/>
+                      <a:ext cx="4476750" cy="7620000"/>
                     </a:xfrm>
                     <a:prstGeom prst="rect">
                       <a:avLst/>
@@ -2423,7 +2616,7 @@
           <w:sz w:val="18"/>
           <w:szCs w:val="18"/>
         </w:rPr>
-        <w:t xml:space="preserve">Figura 1. Esquema físico de AbasteceNi tras aplicar las migraciones 0000 a 0007. Cada tabla indica las claves (PK, UQ), las columnas NOT NULL, el número de restricciones CHECK y los privilegios del rol abasteceni_app.</w:t>
+        <w:t xml:space="preserve">Figura 1. Esquema físico de AbasteceNi tras aplicar las migraciones 0000 a 0010. Cada tabla indica las claves (PK, UQ), las columnas NOT NULL, el número de restricciones CHECK y los privilegios del rol abasteceni_app.</w:t>
       </w:r>
     </w:p>
     <w:tbl>
@@ -3348,6 +3541,291 @@
           </w:p>
         </w:tc>
       </w:tr>
+      <w:tr>
+        <w:tc>
+          <w:tcPr>
+            <w:tcW w:type="dxa" w:w="3182"/>
+            <w:tcBorders>
+              <w:top w:val="single" w:color="A6A6A6" w:sz="4"/>
+              <w:left w:val="single" w:color="A6A6A6" w:sz="4"/>
+              <w:bottom w:val="single" w:color="A6A6A6" w:sz="4"/>
+              <w:right w:val="single" w:color="A6A6A6" w:sz="4"/>
+            </w:tcBorders>
+            <w:tcMar>
+              <w:top w:type="dxa" w:w="60"/>
+              <w:left w:type="dxa" w:w="90"/>
+              <w:bottom w:type="dxa" w:w="60"/>
+              <w:right w:type="dxa" w:w="90"/>
+            </w:tcMar>
+          </w:tcPr>
+          <w:p>
+            <w:pPr>
+              <w:spacing w:after="30"/>
+            </w:pPr>
+            <w:r>
+              <w:rPr>
+                <w:rFonts w:ascii="Consolas" w:cs="Consolas" w:eastAsia="Consolas" w:hAnsi="Consolas"/>
+                <w:sz w:val="18"/>
+                <w:szCs w:val="18"/>
+              </w:rPr>
+              <w:t xml:space="preserve">0008_recuperacion.sql</w:t>
+            </w:r>
+          </w:p>
+        </w:tc>
+        <w:tc>
+          <w:tcPr>
+            <w:tcW w:type="dxa" w:w="5054"/>
+            <w:tcBorders>
+              <w:top w:val="single" w:color="A6A6A6" w:sz="4"/>
+              <w:left w:val="single" w:color="A6A6A6" w:sz="4"/>
+              <w:bottom w:val="single" w:color="A6A6A6" w:sz="4"/>
+              <w:right w:val="single" w:color="A6A6A6" w:sz="4"/>
+            </w:tcBorders>
+            <w:tcMar>
+              <w:top w:type="dxa" w:w="60"/>
+              <w:left w:type="dxa" w:w="90"/>
+              <w:bottom w:type="dxa" w:w="60"/>
+              <w:right w:type="dxa" w:w="90"/>
+            </w:tcMar>
+          </w:tcPr>
+          <w:p>
+            <w:pPr>
+              <w:spacing w:after="30"/>
+            </w:pPr>
+            <w:r>
+              <w:rPr>
+                <w:sz w:val="18"/>
+                <w:szCs w:val="18"/>
+              </w:rPr>
+              <w:t xml:space="preserve">Solicitudes de recuperación: huella única, vigencia posterior a la creación, uso y anulación, con clave foránea a la credencial (SYS-FN-05)</w:t>
+            </w:r>
+          </w:p>
+        </w:tc>
+        <w:tc>
+          <w:tcPr>
+            <w:tcW w:type="dxa" w:w="1124"/>
+            <w:tcBorders>
+              <w:top w:val="single" w:color="A6A6A6" w:sz="4"/>
+              <w:left w:val="single" w:color="A6A6A6" w:sz="4"/>
+              <w:bottom w:val="single" w:color="A6A6A6" w:sz="4"/>
+              <w:right w:val="single" w:color="A6A6A6" w:sz="4"/>
+            </w:tcBorders>
+            <w:tcMar>
+              <w:top w:type="dxa" w:w="60"/>
+              <w:left w:type="dxa" w:w="90"/>
+              <w:bottom w:type="dxa" w:w="60"/>
+              <w:right w:type="dxa" w:w="90"/>
+            </w:tcMar>
+          </w:tcPr>
+          <w:p>
+            <w:pPr>
+              <w:spacing w:after="30"/>
+            </w:pPr>
+            <w:r>
+              <w:rPr>
+                <w:sz w:val="18"/>
+                <w:szCs w:val="18"/>
+              </w:rPr>
+              <w:t xml:space="preserve">IT-02, tramo B</w:t>
+            </w:r>
+          </w:p>
+        </w:tc>
+      </w:tr>
+      <w:tr>
+        <w:tc>
+          <w:tcPr>
+            <w:tcW w:type="dxa" w:w="3182"/>
+            <w:tcBorders>
+              <w:top w:val="single" w:color="A6A6A6" w:sz="4"/>
+              <w:left w:val="single" w:color="A6A6A6" w:sz="4"/>
+              <w:bottom w:val="single" w:color="A6A6A6" w:sz="4"/>
+              <w:right w:val="single" w:color="A6A6A6" w:sz="4"/>
+            </w:tcBorders>
+            <w:tcMar>
+              <w:top w:type="dxa" w:w="60"/>
+              <w:left w:type="dxa" w:w="90"/>
+              <w:bottom w:type="dxa" w:w="60"/>
+              <w:right w:type="dxa" w:w="90"/>
+            </w:tcMar>
+          </w:tcPr>
+          <w:p>
+            <w:pPr>
+              <w:spacing w:after="30"/>
+            </w:pPr>
+            <w:r>
+              <w:rPr>
+                <w:rFonts w:ascii="Consolas" w:cs="Consolas" w:eastAsia="Consolas" w:hAnsi="Consolas"/>
+                <w:sz w:val="18"/>
+                <w:szCs w:val="18"/>
+              </w:rPr>
+              <w:t xml:space="preserve">0009_privilegios-recuperacion.sql</w:t>
+            </w:r>
+          </w:p>
+        </w:tc>
+        <w:tc>
+          <w:tcPr>
+            <w:tcW w:type="dxa" w:w="5054"/>
+            <w:tcBorders>
+              <w:top w:val="single" w:color="A6A6A6" w:sz="4"/>
+              <w:left w:val="single" w:color="A6A6A6" w:sz="4"/>
+              <w:bottom w:val="single" w:color="A6A6A6" w:sz="4"/>
+              <w:right w:val="single" w:color="A6A6A6" w:sz="4"/>
+            </w:tcBorders>
+            <w:tcMar>
+              <w:top w:type="dxa" w:w="60"/>
+              <w:left w:type="dxa" w:w="90"/>
+              <w:bottom w:type="dxa" w:w="60"/>
+              <w:right w:type="dxa" w:w="90"/>
+            </w:tcMar>
+          </w:tcPr>
+          <w:p>
+            <w:pPr>
+              <w:spacing w:after="30"/>
+            </w:pPr>
+            <w:r>
+              <w:rPr>
+                <w:sz w:val="18"/>
+                <w:szCs w:val="18"/>
+              </w:rPr>
+              <w:t xml:space="preserve">SELECT, INSERT y UPDATE para </w:t>
+            </w:r>
+            <w:r>
+              <w:rPr>
+                <w:rFonts w:ascii="Consolas" w:cs="Consolas" w:eastAsia="Consolas" w:hAnsi="Consolas"/>
+                <w:sz w:val="18"/>
+                <w:szCs w:val="18"/>
+              </w:rPr>
+              <w:t xml:space="preserve">abasteceni_app</w:t>
+            </w:r>
+            <w:r>
+              <w:rPr>
+                <w:sz w:val="18"/>
+                <w:szCs w:val="18"/>
+              </w:rPr>
+              <w:t xml:space="preserve">; sin DELETE</w:t>
+            </w:r>
+          </w:p>
+        </w:tc>
+        <w:tc>
+          <w:tcPr>
+            <w:tcW w:type="dxa" w:w="1124"/>
+            <w:tcBorders>
+              <w:top w:val="single" w:color="A6A6A6" w:sz="4"/>
+              <w:left w:val="single" w:color="A6A6A6" w:sz="4"/>
+              <w:bottom w:val="single" w:color="A6A6A6" w:sz="4"/>
+              <w:right w:val="single" w:color="A6A6A6" w:sz="4"/>
+            </w:tcBorders>
+            <w:tcMar>
+              <w:top w:type="dxa" w:w="60"/>
+              <w:left w:type="dxa" w:w="90"/>
+              <w:bottom w:type="dxa" w:w="60"/>
+              <w:right w:type="dxa" w:w="90"/>
+            </w:tcMar>
+          </w:tcPr>
+          <w:p>
+            <w:pPr>
+              <w:spacing w:after="30"/>
+            </w:pPr>
+            <w:r>
+              <w:rPr>
+                <w:sz w:val="18"/>
+                <w:szCs w:val="18"/>
+              </w:rPr>
+              <w:t xml:space="preserve">IT-02, tramo B</w:t>
+            </w:r>
+          </w:p>
+        </w:tc>
+      </w:tr>
+      <w:tr>
+        <w:tc>
+          <w:tcPr>
+            <w:tcW w:type="dxa" w:w="3182"/>
+            <w:tcBorders>
+              <w:top w:val="single" w:color="A6A6A6" w:sz="4"/>
+              <w:left w:val="single" w:color="A6A6A6" w:sz="4"/>
+              <w:bottom w:val="single" w:color="A6A6A6" w:sz="4"/>
+              <w:right w:val="single" w:color="A6A6A6" w:sz="4"/>
+            </w:tcBorders>
+            <w:tcMar>
+              <w:top w:type="dxa" w:w="60"/>
+              <w:left w:type="dxa" w:w="90"/>
+              <w:bottom w:type="dxa" w:w="60"/>
+              <w:right w:type="dxa" w:w="90"/>
+            </w:tcMar>
+          </w:tcPr>
+          <w:p>
+            <w:pPr>
+              <w:spacing w:after="30"/>
+            </w:pPr>
+            <w:r>
+              <w:rPr>
+                <w:rFonts w:ascii="Consolas" w:cs="Consolas" w:eastAsia="Consolas" w:hAnsi="Consolas"/>
+                <w:sz w:val="18"/>
+                <w:szCs w:val="18"/>
+              </w:rPr>
+              <w:t xml:space="preserve">0010_sesiones-dispositivos.sql</w:t>
+            </w:r>
+          </w:p>
+        </w:tc>
+        <w:tc>
+          <w:tcPr>
+            <w:tcW w:type="dxa" w:w="5054"/>
+            <w:tcBorders>
+              <w:top w:val="single" w:color="A6A6A6" w:sz="4"/>
+              <w:left w:val="single" w:color="A6A6A6" w:sz="4"/>
+              <w:bottom w:val="single" w:color="A6A6A6" w:sz="4"/>
+              <w:right w:val="single" w:color="A6A6A6" w:sz="4"/>
+            </w:tcBorders>
+            <w:tcMar>
+              <w:top w:type="dxa" w:w="60"/>
+              <w:left w:type="dxa" w:w="90"/>
+              <w:bottom w:type="dxa" w:w="60"/>
+              <w:right w:type="dxa" w:w="90"/>
+            </w:tcMar>
+          </w:tcPr>
+          <w:p>
+            <w:pPr>
+              <w:spacing w:after="30"/>
+            </w:pPr>
+            <w:r>
+              <w:rPr>
+                <w:sz w:val="18"/>
+                <w:szCs w:val="18"/>
+              </w:rPr>
+              <w:t xml:space="preserve">Fecha de inicio del dispositivo (rellenada en las filas existentes antes del NOT NULL), marca de sesión desplazada e índice de sesiones vigentes (SYS-FN-08)</w:t>
+            </w:r>
+          </w:p>
+        </w:tc>
+        <w:tc>
+          <w:tcPr>
+            <w:tcW w:type="dxa" w:w="1124"/>
+            <w:tcBorders>
+              <w:top w:val="single" w:color="A6A6A6" w:sz="4"/>
+              <w:left w:val="single" w:color="A6A6A6" w:sz="4"/>
+              <w:bottom w:val="single" w:color="A6A6A6" w:sz="4"/>
+              <w:right w:val="single" w:color="A6A6A6" w:sz="4"/>
+            </w:tcBorders>
+            <w:tcMar>
+              <w:top w:type="dxa" w:w="60"/>
+              <w:left w:type="dxa" w:w="90"/>
+              <w:bottom w:type="dxa" w:w="60"/>
+              <w:right w:type="dxa" w:w="90"/>
+            </w:tcMar>
+          </w:tcPr>
+          <w:p>
+            <w:pPr>
+              <w:spacing w:after="30"/>
+            </w:pPr>
+            <w:r>
+              <w:rPr>
+                <w:sz w:val="18"/>
+                <w:szCs w:val="18"/>
+              </w:rPr>
+              <w:t xml:space="preserve">IT-02, tramo C</w:t>
+            </w:r>
+          </w:p>
+        </w:tc>
+      </w:tr>
     </w:tbl>
     <w:p>
       <w:pPr>
@@ -3355,7 +3833,7 @@
         <w:jc w:val="both"/>
       </w:pPr>
       <w:r>
-        <w:t xml:space="preserve">Se observan tres propiedades de diseño. Ninguna clave foránea cruza esquemas: la única está dentro de M2, de </w:t>
+        <w:t xml:space="preserve">Se observan tres propiedades de diseño. Ninguna clave foránea cruza esquemas: las dos que existen están dentro de M2, de </w:t>
       </w:r>
       <w:r>
         <w:rPr>
@@ -3364,6 +3842,17 @@
           <w:szCs w:val="20"/>
         </w:rPr>
         <w:t xml:space="preserve">sesiones</w:t>
+      </w:r>
+      <w:r>
+        <w:t xml:space="preserve"> y de </w:t>
+      </w:r>
+      <w:r>
+        <w:rPr>
+          <w:rFonts w:ascii="Consolas" w:cs="Consolas" w:eastAsia="Consolas" w:hAnsi="Consolas"/>
+          <w:sz w:val="20"/>
+          <w:szCs w:val="20"/>
+        </w:rPr>
+        <w:t xml:space="preserve">recuperaciones</w:t>
       </w:r>
       <w:r>
         <w:t xml:space="preserve"> a </w:t>
@@ -3624,7 +4113,7 @@
                 <w:sz w:val="18"/>
                 <w:szCs w:val="18"/>
               </w:rPr>
-              <w:t xml:space="preserve">0007</w:t>
+              <w:t xml:space="preserve">0010</w:t>
             </w:r>
             <w:r>
               <w:rPr>
@@ -4925,7 +5414,7 @@
                 <w:sz w:val="18"/>
                 <w:szCs w:val="18"/>
               </w:rPr>
-              <w:t xml:space="preserve">SYS-FN-01, 02 y 36; DIS-16, 21 y 23</w:t>
+              <w:t xml:space="preserve">SYS-FN-01, 02, 05, 08 y 36; DIS-16, 21, 23, 36 y 37</w:t>
             </w:r>
           </w:p>
         </w:tc>
@@ -4954,7 +5443,7 @@
                 <w:sz w:val="18"/>
                 <w:szCs w:val="18"/>
               </w:rPr>
-              <w:t xml:space="preserve">Valores límite y clases inválidas: duplicado (23505), nulo (23502), vacío o fuera de dominio (23514)</w:t>
+              <w:t xml:space="preserve">Valores límite y clases inválidas: duplicado (23505), nulo (23502), vacío o fuera de dominio (23514), clave foránea inexistente (23503)</w:t>
             </w:r>
           </w:p>
         </w:tc>
@@ -5134,7 +5623,7 @@
         <w:t xml:space="preserve">npm run test:bd</w:t>
       </w:r>
       <w:r>
-        <w:t xml:space="preserve">. La tabla lista los casos con sus tiempos de la ejecución 39033238576 de la CI.</w:t>
+        <w:t xml:space="preserve">. La tabla lista los casos con sus tiempos de la ejecución 39339908565 de la CI.</w:t>
       </w:r>
     </w:p>
     <w:tbl>
@@ -5435,7 +5924,7 @@
                 <w:sz w:val="18"/>
                 <w:szCs w:val="18"/>
               </w:rPr>
-              <w:t xml:space="preserve">0,030 s</w:t>
+              <w:t xml:space="preserve">0,029 s</w:t>
             </w:r>
           </w:p>
         </w:tc>
@@ -5583,7 +6072,7 @@
                 <w:sz w:val="18"/>
                 <w:szCs w:val="18"/>
               </w:rPr>
-              <w:t xml:space="preserve">0,046 s</w:t>
+              <w:t xml:space="preserve">0,052 s</w:t>
             </w:r>
           </w:p>
         </w:tc>
@@ -5731,7 +6220,7 @@
                 <w:sz w:val="18"/>
                 <w:szCs w:val="18"/>
               </w:rPr>
-              <w:t xml:space="preserve">0,012 s</w:t>
+              <w:t xml:space="preserve">0,013 s</w:t>
             </w:r>
           </w:p>
         </w:tc>
@@ -5879,7 +6368,7 @@
                 <w:sz w:val="18"/>
                 <w:szCs w:val="18"/>
               </w:rPr>
-              <w:t xml:space="preserve">0,013 s</w:t>
+              <w:t xml:space="preserve">0,010 s</w:t>
             </w:r>
           </w:p>
         </w:tc>
@@ -6027,7 +6516,7 @@
                 <w:sz w:val="18"/>
                 <w:szCs w:val="18"/>
               </w:rPr>
-              <w:t xml:space="preserve">0,010 s</w:t>
+              <w:t xml:space="preserve">0,009 s</w:t>
             </w:r>
           </w:p>
         </w:tc>
@@ -6175,7 +6664,7 @@
                 <w:sz w:val="18"/>
                 <w:szCs w:val="18"/>
               </w:rPr>
-              <w:t xml:space="preserve">0,009 s</w:t>
+              <w:t xml:space="preserve">0,010 s</w:t>
             </w:r>
           </w:p>
         </w:tc>
@@ -6767,7 +7256,7 @@
                 <w:sz w:val="18"/>
                 <w:szCs w:val="18"/>
               </w:rPr>
-              <w:t xml:space="preserve">0,010 s</w:t>
+              <w:t xml:space="preserve">0,009 s</w:t>
             </w:r>
           </w:p>
         </w:tc>
@@ -6915,7 +7404,7 @@
                 <w:sz w:val="18"/>
                 <w:szCs w:val="18"/>
               </w:rPr>
-              <w:t xml:space="preserve">0,009 s</w:t>
+              <w:t xml:space="preserve">0,010 s</w:t>
             </w:r>
           </w:p>
         </w:tc>
@@ -7507,7 +7996,7 @@
                 <w:sz w:val="18"/>
                 <w:szCs w:val="18"/>
               </w:rPr>
-              <w:t xml:space="preserve">0,017 s</w:t>
+              <w:t xml:space="preserve">0,018 s</w:t>
             </w:r>
           </w:p>
         </w:tc>
@@ -7655,7 +8144,7 @@
                 <w:sz w:val="18"/>
                 <w:szCs w:val="18"/>
               </w:rPr>
-              <w:t xml:space="preserve">0,019 s</w:t>
+              <w:t xml:space="preserve">0,020 s</w:t>
             </w:r>
           </w:p>
         </w:tc>
@@ -7774,7 +8263,7 @@
                 <w:sz w:val="18"/>
                 <w:szCs w:val="18"/>
               </w:rPr>
-              <w:t xml:space="preserve">ADR-08 · el contador de peticiones es compartido entre conexiones y atómico bajo concurrencia</w:t>
+              <w:t xml:space="preserve">restricciones de integridad SYS-FN-05 · la recuperación exige credencial existente, huella única y vigencia posterior a su creación (DIS-36)</w:t>
             </w:r>
           </w:p>
         </w:tc>
@@ -7803,7 +8292,7 @@
                 <w:sz w:val="18"/>
                 <w:szCs w:val="18"/>
               </w:rPr>
-              <w:t xml:space="preserve">0,076 s</w:t>
+              <w:t xml:space="preserve">0,050 s</w:t>
             </w:r>
           </w:p>
         </w:tc>
@@ -7893,7 +8382,7 @@
                 <w:sz w:val="18"/>
                 <w:szCs w:val="18"/>
               </w:rPr>
-              <w:t xml:space="preserve">esquemas.spec.ts</w:t>
+              <w:t xml:space="preserve">linea-base.spec.ts</w:t>
             </w:r>
           </w:p>
         </w:tc>
@@ -7922,7 +8411,7 @@
                 <w:sz w:val="18"/>
                 <w:szCs w:val="18"/>
               </w:rPr>
-              <w:t xml:space="preserve">las migraciones aplican desde cero y una segunda ejecución no tiene efecto</w:t>
+              <w:t xml:space="preserve">restricciones de integridad SYS-FN-08 · la sesión exige su fecha de inicio, anterior o igual a su creación, y no nace desplazada (DIS-37)</w:t>
             </w:r>
           </w:p>
         </w:tc>
@@ -7951,7 +8440,7 @@
                 <w:sz w:val="18"/>
                 <w:szCs w:val="18"/>
               </w:rPr>
-              <w:t xml:space="preserve">0,104 s</w:t>
+              <w:t xml:space="preserve">0,030 s</w:t>
             </w:r>
           </w:p>
         </w:tc>
@@ -8041,7 +8530,7 @@
                 <w:sz w:val="18"/>
                 <w:szCs w:val="18"/>
               </w:rPr>
-              <w:t xml:space="preserve">esquemas.spec.ts</w:t>
+              <w:t xml:space="preserve">linea-base.spec.ts</w:t>
             </w:r>
           </w:p>
         </w:tc>
@@ -8070,7 +8559,7 @@
                 <w:sz w:val="18"/>
                 <w:szCs w:val="18"/>
               </w:rPr>
-              <w:t xml:space="preserve">existe un esquema por módulo y el esquema transversal plataforma, propiedad de abasteceni_propietario</w:t>
+              <w:t xml:space="preserve">ADR-08 · el contador de peticiones es compartido entre conexiones y atómico bajo concurrencia</w:t>
             </w:r>
           </w:p>
         </w:tc>
@@ -8099,7 +8588,7 @@
                 <w:sz w:val="18"/>
                 <w:szCs w:val="18"/>
               </w:rPr>
-              <w:t xml:space="preserve">0,013 s</w:t>
+              <w:t xml:space="preserve">0,079 s</w:t>
             </w:r>
           </w:p>
         </w:tc>
@@ -8218,7 +8707,7 @@
                 <w:sz w:val="18"/>
                 <w:szCs w:val="18"/>
               </w:rPr>
-              <w:t xml:space="preserve">abasteceni_app usa los esquemas pero no puede crear objetos en ninguno</w:t>
+              <w:t xml:space="preserve">las migraciones aplican desde cero y una segunda ejecución no tiene efecto</w:t>
             </w:r>
           </w:p>
         </w:tc>
@@ -8247,7 +8736,7 @@
                 <w:sz w:val="18"/>
                 <w:szCs w:val="18"/>
               </w:rPr>
-              <w:t xml:space="preserve">0,014 s</w:t>
+              <w:t xml:space="preserve">0,119 s</w:t>
             </w:r>
           </w:p>
         </w:tc>
@@ -8366,7 +8855,7 @@
                 <w:sz w:val="18"/>
                 <w:szCs w:val="18"/>
               </w:rPr>
-              <w:t xml:space="preserve">abasteceni_app no tiene privilegios de rol elevados</w:t>
+              <w:t xml:space="preserve">existe un esquema por módulo y el esquema transversal plataforma, propiedad de abasteceni_propietario</w:t>
             </w:r>
           </w:p>
         </w:tc>
@@ -8395,7 +8884,7 @@
                 <w:sz w:val="18"/>
                 <w:szCs w:val="18"/>
               </w:rPr>
-              <w:t xml:space="preserve">0,010 s</w:t>
+              <w:t xml:space="preserve">0,012 s</w:t>
             </w:r>
           </w:p>
         </w:tc>
@@ -8485,7 +8974,7 @@
                 <w:sz w:val="18"/>
                 <w:szCs w:val="18"/>
               </w:rPr>
-              <w:t xml:space="preserve">bitacora.spec.ts</w:t>
+              <w:t xml:space="preserve">esquemas.spec.ts</w:t>
             </w:r>
           </w:p>
         </w:tc>
@@ -8514,7 +9003,7 @@
                 <w:sz w:val="18"/>
                 <w:szCs w:val="18"/>
               </w:rPr>
-              <w:t xml:space="preserve">abasteceni_app puede insertar y leer asientos</w:t>
+              <w:t xml:space="preserve">abasteceni_app usa los esquemas pero no puede crear objetos en ninguno</w:t>
             </w:r>
           </w:p>
         </w:tc>
@@ -8543,7 +9032,7 @@
                 <w:sz w:val="18"/>
                 <w:szCs w:val="18"/>
               </w:rPr>
-              <w:t xml:space="preserve">0,010 s</w:t>
+              <w:t xml:space="preserve">0,014 s</w:t>
             </w:r>
           </w:p>
         </w:tc>
@@ -8633,7 +9122,7 @@
                 <w:sz w:val="18"/>
                 <w:szCs w:val="18"/>
               </w:rPr>
-              <w:t xml:space="preserve">bitacora.spec.ts</w:t>
+              <w:t xml:space="preserve">esquemas.spec.ts</w:t>
             </w:r>
           </w:p>
         </w:tc>
@@ -8662,7 +9151,7 @@
                 <w:sz w:val="18"/>
                 <w:szCs w:val="18"/>
               </w:rPr>
-              <w:t xml:space="preserve">UPDATE sobre la bitácora falla con el rol de la aplicación</w:t>
+              <w:t xml:space="preserve">abasteceni_app no tiene privilegios de rol elevados</w:t>
             </w:r>
           </w:p>
         </w:tc>
@@ -8691,7 +9180,7 @@
                 <w:sz w:val="18"/>
                 <w:szCs w:val="18"/>
               </w:rPr>
-              <w:t xml:space="preserve">0,018 s</w:t>
+              <w:t xml:space="preserve">0,012 s</w:t>
             </w:r>
           </w:p>
         </w:tc>
@@ -8810,7 +9299,7 @@
                 <w:sz w:val="18"/>
                 <w:szCs w:val="18"/>
               </w:rPr>
-              <w:t xml:space="preserve">DELETE sobre la bitácora falla con el rol de la aplicación</w:t>
+              <w:t xml:space="preserve">abasteceni_app puede insertar y leer asientos</w:t>
             </w:r>
           </w:p>
         </w:tc>
@@ -8839,7 +9328,7 @@
                 <w:sz w:val="18"/>
                 <w:szCs w:val="18"/>
               </w:rPr>
-              <w:t xml:space="preserve">0,018 s</w:t>
+              <w:t xml:space="preserve">0,010 s</w:t>
             </w:r>
           </w:p>
         </w:tc>
@@ -8958,7 +9447,7 @@
                 <w:sz w:val="18"/>
                 <w:szCs w:val="18"/>
               </w:rPr>
-              <w:t xml:space="preserve">TRUNCATE sobre la bitácora falla con el rol de la aplicación</w:t>
+              <w:t xml:space="preserve">UPDATE sobre la bitácora falla con el rol de la aplicación</w:t>
             </w:r>
           </w:p>
         </w:tc>
@@ -8987,7 +9476,7 @@
                 <w:sz w:val="18"/>
                 <w:szCs w:val="18"/>
               </w:rPr>
-              <w:t xml:space="preserve">0,018 s</w:t>
+              <w:t xml:space="preserve">0,019 s</w:t>
             </w:r>
           </w:p>
         </w:tc>
@@ -9106,7 +9595,7 @@
                 <w:sz w:val="18"/>
                 <w:szCs w:val="18"/>
               </w:rPr>
-              <w:t xml:space="preserve">el gestor declara UPDATE, DELETE y TRUNCATE revocados para abasteceni_app</w:t>
+              <w:t xml:space="preserve">DELETE sobre la bitácora falla con el rol de la aplicación</w:t>
             </w:r>
           </w:p>
         </w:tc>
@@ -9135,7 +9624,7 @@
                 <w:sz w:val="18"/>
                 <w:szCs w:val="18"/>
               </w:rPr>
-              <w:t xml:space="preserve">0,009 s</w:t>
+              <w:t xml:space="preserve">0,021 s</w:t>
             </w:r>
           </w:p>
         </w:tc>
@@ -9254,6 +9743,302 @@
                 <w:sz w:val="18"/>
                 <w:szCs w:val="18"/>
               </w:rPr>
+              <w:t xml:space="preserve">TRUNCATE sobre la bitácora falla con el rol de la aplicación</w:t>
+            </w:r>
+          </w:p>
+        </w:tc>
+        <w:tc>
+          <w:tcPr>
+            <w:tcW w:type="dxa" w:w="936"/>
+            <w:tcBorders>
+              <w:top w:val="single" w:color="A6A6A6" w:sz="4"/>
+              <w:left w:val="single" w:color="A6A6A6" w:sz="4"/>
+              <w:bottom w:val="single" w:color="A6A6A6" w:sz="4"/>
+              <w:right w:val="single" w:color="A6A6A6" w:sz="4"/>
+            </w:tcBorders>
+            <w:tcMar>
+              <w:top w:type="dxa" w:w="60"/>
+              <w:left w:type="dxa" w:w="90"/>
+              <w:bottom w:type="dxa" w:w="60"/>
+              <w:right w:type="dxa" w:w="90"/>
+            </w:tcMar>
+          </w:tcPr>
+          <w:p>
+            <w:pPr>
+              <w:spacing w:after="30"/>
+            </w:pPr>
+            <w:r>
+              <w:rPr>
+                <w:sz w:val="18"/>
+                <w:szCs w:val="18"/>
+              </w:rPr>
+              <w:t xml:space="preserve">0,022 s</w:t>
+            </w:r>
+          </w:p>
+        </w:tc>
+        <w:tc>
+          <w:tcPr>
+            <w:tcW w:type="dxa" w:w="1124"/>
+            <w:tcBorders>
+              <w:top w:val="single" w:color="A6A6A6" w:sz="4"/>
+              <w:left w:val="single" w:color="A6A6A6" w:sz="4"/>
+              <w:bottom w:val="single" w:color="A6A6A6" w:sz="4"/>
+              <w:right w:val="single" w:color="A6A6A6" w:sz="4"/>
+            </w:tcBorders>
+            <w:tcMar>
+              <w:top w:type="dxa" w:w="60"/>
+              <w:left w:type="dxa" w:w="90"/>
+              <w:bottom w:type="dxa" w:w="60"/>
+              <w:right w:type="dxa" w:w="90"/>
+            </w:tcMar>
+          </w:tcPr>
+          <w:p>
+            <w:pPr>
+              <w:spacing w:after="30"/>
+            </w:pPr>
+            <w:r>
+              <w:rPr>
+                <w:sz w:val="18"/>
+                <w:szCs w:val="18"/>
+              </w:rPr>
+              <w:t xml:space="preserve">Pasa</w:t>
+            </w:r>
+          </w:p>
+        </w:tc>
+      </w:tr>
+      <w:tr>
+        <w:tc>
+          <w:tcPr>
+            <w:tcW w:type="dxa" w:w="936"/>
+            <w:tcBorders>
+              <w:top w:val="single" w:color="A6A6A6" w:sz="4"/>
+              <w:left w:val="single" w:color="A6A6A6" w:sz="4"/>
+              <w:bottom w:val="single" w:color="A6A6A6" w:sz="4"/>
+              <w:right w:val="single" w:color="A6A6A6" w:sz="4"/>
+            </w:tcBorders>
+            <w:tcMar>
+              <w:top w:type="dxa" w:w="60"/>
+              <w:left w:type="dxa" w:w="90"/>
+              <w:bottom w:type="dxa" w:w="60"/>
+              <w:right w:type="dxa" w:w="90"/>
+            </w:tcMar>
+          </w:tcPr>
+          <w:p>
+            <w:pPr>
+              <w:spacing w:after="30"/>
+            </w:pPr>
+            <w:r>
+              <w:rPr>
+                <w:sz w:val="18"/>
+                <w:szCs w:val="18"/>
+              </w:rPr>
+              <w:t xml:space="preserve">CP-BD-28</w:t>
+            </w:r>
+          </w:p>
+        </w:tc>
+        <w:tc>
+          <w:tcPr>
+            <w:tcW w:type="dxa" w:w="1778"/>
+            <w:tcBorders>
+              <w:top w:val="single" w:color="A6A6A6" w:sz="4"/>
+              <w:left w:val="single" w:color="A6A6A6" w:sz="4"/>
+              <w:bottom w:val="single" w:color="A6A6A6" w:sz="4"/>
+              <w:right w:val="single" w:color="A6A6A6" w:sz="4"/>
+            </w:tcBorders>
+            <w:tcMar>
+              <w:top w:type="dxa" w:w="60"/>
+              <w:left w:type="dxa" w:w="90"/>
+              <w:bottom w:type="dxa" w:w="60"/>
+              <w:right w:type="dxa" w:w="90"/>
+            </w:tcMar>
+          </w:tcPr>
+          <w:p>
+            <w:pPr>
+              <w:spacing w:after="30"/>
+            </w:pPr>
+            <w:r>
+              <w:rPr>
+                <w:rFonts w:ascii="Consolas" w:cs="Consolas" w:eastAsia="Consolas" w:hAnsi="Consolas"/>
+                <w:sz w:val="18"/>
+                <w:szCs w:val="18"/>
+              </w:rPr>
+              <w:t xml:space="preserve">bitacora.spec.ts</w:t>
+            </w:r>
+          </w:p>
+        </w:tc>
+        <w:tc>
+          <w:tcPr>
+            <w:tcW w:type="dxa" w:w="4586"/>
+            <w:tcBorders>
+              <w:top w:val="single" w:color="A6A6A6" w:sz="4"/>
+              <w:left w:val="single" w:color="A6A6A6" w:sz="4"/>
+              <w:bottom w:val="single" w:color="A6A6A6" w:sz="4"/>
+              <w:right w:val="single" w:color="A6A6A6" w:sz="4"/>
+            </w:tcBorders>
+            <w:tcMar>
+              <w:top w:type="dxa" w:w="60"/>
+              <w:left w:type="dxa" w:w="90"/>
+              <w:bottom w:type="dxa" w:w="60"/>
+              <w:right w:type="dxa" w:w="90"/>
+            </w:tcMar>
+          </w:tcPr>
+          <w:p>
+            <w:pPr>
+              <w:spacing w:after="30"/>
+            </w:pPr>
+            <w:r>
+              <w:rPr>
+                <w:sz w:val="18"/>
+                <w:szCs w:val="18"/>
+              </w:rPr>
+              <w:t xml:space="preserve">el gestor declara UPDATE, DELETE y TRUNCATE revocados para abasteceni_app</w:t>
+            </w:r>
+          </w:p>
+        </w:tc>
+        <w:tc>
+          <w:tcPr>
+            <w:tcW w:type="dxa" w:w="936"/>
+            <w:tcBorders>
+              <w:top w:val="single" w:color="A6A6A6" w:sz="4"/>
+              <w:left w:val="single" w:color="A6A6A6" w:sz="4"/>
+              <w:bottom w:val="single" w:color="A6A6A6" w:sz="4"/>
+              <w:right w:val="single" w:color="A6A6A6" w:sz="4"/>
+            </w:tcBorders>
+            <w:tcMar>
+              <w:top w:type="dxa" w:w="60"/>
+              <w:left w:type="dxa" w:w="90"/>
+              <w:bottom w:type="dxa" w:w="60"/>
+              <w:right w:type="dxa" w:w="90"/>
+            </w:tcMar>
+          </w:tcPr>
+          <w:p>
+            <w:pPr>
+              <w:spacing w:after="30"/>
+            </w:pPr>
+            <w:r>
+              <w:rPr>
+                <w:sz w:val="18"/>
+                <w:szCs w:val="18"/>
+              </w:rPr>
+              <w:t xml:space="preserve">0,011 s</w:t>
+            </w:r>
+          </w:p>
+        </w:tc>
+        <w:tc>
+          <w:tcPr>
+            <w:tcW w:type="dxa" w:w="1124"/>
+            <w:tcBorders>
+              <w:top w:val="single" w:color="A6A6A6" w:sz="4"/>
+              <w:left w:val="single" w:color="A6A6A6" w:sz="4"/>
+              <w:bottom w:val="single" w:color="A6A6A6" w:sz="4"/>
+              <w:right w:val="single" w:color="A6A6A6" w:sz="4"/>
+            </w:tcBorders>
+            <w:tcMar>
+              <w:top w:type="dxa" w:w="60"/>
+              <w:left w:type="dxa" w:w="90"/>
+              <w:bottom w:type="dxa" w:w="60"/>
+              <w:right w:type="dxa" w:w="90"/>
+            </w:tcMar>
+          </w:tcPr>
+          <w:p>
+            <w:pPr>
+              <w:spacing w:after="30"/>
+            </w:pPr>
+            <w:r>
+              <w:rPr>
+                <w:sz w:val="18"/>
+                <w:szCs w:val="18"/>
+              </w:rPr>
+              <w:t xml:space="preserve">Pasa</w:t>
+            </w:r>
+          </w:p>
+        </w:tc>
+      </w:tr>
+      <w:tr>
+        <w:tc>
+          <w:tcPr>
+            <w:tcW w:type="dxa" w:w="936"/>
+            <w:tcBorders>
+              <w:top w:val="single" w:color="A6A6A6" w:sz="4"/>
+              <w:left w:val="single" w:color="A6A6A6" w:sz="4"/>
+              <w:bottom w:val="single" w:color="A6A6A6" w:sz="4"/>
+              <w:right w:val="single" w:color="A6A6A6" w:sz="4"/>
+            </w:tcBorders>
+            <w:tcMar>
+              <w:top w:type="dxa" w:w="60"/>
+              <w:left w:type="dxa" w:w="90"/>
+              <w:bottom w:type="dxa" w:w="60"/>
+              <w:right w:type="dxa" w:w="90"/>
+            </w:tcMar>
+          </w:tcPr>
+          <w:p>
+            <w:pPr>
+              <w:spacing w:after="30"/>
+            </w:pPr>
+            <w:r>
+              <w:rPr>
+                <w:sz w:val="18"/>
+                <w:szCs w:val="18"/>
+              </w:rPr>
+              <w:t xml:space="preserve">CP-BD-29</w:t>
+            </w:r>
+          </w:p>
+        </w:tc>
+        <w:tc>
+          <w:tcPr>
+            <w:tcW w:type="dxa" w:w="1778"/>
+            <w:tcBorders>
+              <w:top w:val="single" w:color="A6A6A6" w:sz="4"/>
+              <w:left w:val="single" w:color="A6A6A6" w:sz="4"/>
+              <w:bottom w:val="single" w:color="A6A6A6" w:sz="4"/>
+              <w:right w:val="single" w:color="A6A6A6" w:sz="4"/>
+            </w:tcBorders>
+            <w:tcMar>
+              <w:top w:type="dxa" w:w="60"/>
+              <w:left w:type="dxa" w:w="90"/>
+              <w:bottom w:type="dxa" w:w="60"/>
+              <w:right w:type="dxa" w:w="90"/>
+            </w:tcMar>
+          </w:tcPr>
+          <w:p>
+            <w:pPr>
+              <w:spacing w:after="30"/>
+            </w:pPr>
+            <w:r>
+              <w:rPr>
+                <w:rFonts w:ascii="Consolas" w:cs="Consolas" w:eastAsia="Consolas" w:hAnsi="Consolas"/>
+                <w:sz w:val="18"/>
+                <w:szCs w:val="18"/>
+              </w:rPr>
+              <w:t xml:space="preserve">bitacora.spec.ts</w:t>
+            </w:r>
+          </w:p>
+        </w:tc>
+        <w:tc>
+          <w:tcPr>
+            <w:tcW w:type="dxa" w:w="4586"/>
+            <w:tcBorders>
+              <w:top w:val="single" w:color="A6A6A6" w:sz="4"/>
+              <w:left w:val="single" w:color="A6A6A6" w:sz="4"/>
+              <w:bottom w:val="single" w:color="A6A6A6" w:sz="4"/>
+              <w:right w:val="single" w:color="A6A6A6" w:sz="4"/>
+            </w:tcBorders>
+            <w:tcMar>
+              <w:top w:type="dxa" w:w="60"/>
+              <w:left w:type="dxa" w:w="90"/>
+              <w:bottom w:type="dxa" w:w="60"/>
+              <w:right w:type="dxa" w:w="90"/>
+            </w:tcMar>
+          </w:tcPr>
+          <w:p>
+            <w:pPr>
+              <w:spacing w:after="30"/>
+            </w:pPr>
+            <w:r>
+              <w:rPr>
+                <w:sz w:val="18"/>
+                <w:szCs w:val="18"/>
+              </w:rPr>
               <w:t xml:space="preserve">una transacción que inserta un asiento y luego falla no deja el asiento (ADR-01)</w:t>
             </w:r>
           </w:p>
@@ -9283,7 +10068,7 @@
                 <w:sz w:val="18"/>
                 <w:szCs w:val="18"/>
               </w:rPr>
-              <w:t xml:space="preserve">0,025 s</w:t>
+              <w:t xml:space="preserve">0,021 s</w:t>
             </w:r>
           </w:p>
         </w:tc>
@@ -9487,7 +10272,7 @@
                 <w:sz w:val="18"/>
                 <w:szCs w:val="18"/>
               </w:rPr>
-              <w:t xml:space="preserve">27 ejecutados · 27 pasan · 0 fallan</w:t>
+              <w:t xml:space="preserve">29 ejecutados · 29 pasan · 0 fallan</w:t>
             </w:r>
           </w:p>
         </w:tc>
@@ -9667,7 +10452,7 @@
                 <w:sz w:val="18"/>
                 <w:szCs w:val="18"/>
               </w:rPr>
-              <w:t xml:space="preserve">0,544 s de ejecución de casos, sin contar el arranque de los contenedores</w:t>
+              <w:t xml:space="preserve">0,654 s de ejecución de casos, sin contar el arranque de los contenedores</w:t>
             </w:r>
           </w:p>
         </w:tc>
@@ -9727,7 +10512,7 @@
                 <w:sz w:val="18"/>
                 <w:szCs w:val="18"/>
               </w:rPr>
-              <w:t xml:space="preserve">39033238576 sobre </w:t>
+              <w:t xml:space="preserve">39339908565 sobre </w:t>
             </w:r>
             <w:r>
               <w:rPr>
@@ -9735,7 +10520,7 @@
                 <w:sz w:val="18"/>
                 <w:szCs w:val="18"/>
               </w:rPr>
-              <w:t xml:space="preserve">aa72608</w:t>
+              <w:t xml:space="preserve">dd13e02</w:t>
             </w:r>
             <w:r>
               <w:rPr>
@@ -9750,7 +10535,7 @@
                 <w:sz w:val="18"/>
                 <w:szCs w:val="18"/>
               </w:rPr>
-              <w:t xml:space="preserve">it-02/afiliacion</w:t>
+              <w:t xml:space="preserve">it-02/recuperacion</w:t>
             </w:r>
             <w:r>
               <w:rPr>
@@ -9817,7 +10602,7 @@
                 <w:sz w:val="18"/>
                 <w:szCs w:val="18"/>
               </w:rPr>
-              <w:t xml:space="preserve">IT-00: 4 casos (39020586251). IT-01: 19 casos (39023391840). IT-02: 27 casos</w:t>
+              <w:t xml:space="preserve">IT-00: 4 casos (39020586251). IT-01: 19 casos (39023391840). IT-02, tramo A: 27 casos (39033238576). SYS-FN-07: 27 casos (39042977012)</w:t>
             </w:r>
           </w:p>
         </w:tc>
@@ -9900,6 +10685,36 @@
                 <w:sz w:val="18"/>
                 <w:szCs w:val="18"/>
               </w:rPr>
+              <w:t xml:space="preserve">, </w:t>
+            </w:r>
+            <w:r>
+              <w:rPr>
+                <w:rFonts w:ascii="Consolas" w:cs="Consolas" w:eastAsia="Consolas" w:hAnsi="Consolas"/>
+                <w:sz w:val="18"/>
+                <w:szCs w:val="18"/>
+              </w:rPr>
+              <w:t xml:space="preserve">it-02/bd/</w:t>
+            </w:r>
+            <w:r>
+              <w:rPr>
+                <w:sz w:val="18"/>
+                <w:szCs w:val="18"/>
+              </w:rPr>
+              <w:t xml:space="preserve">, </w:t>
+            </w:r>
+            <w:r>
+              <w:rPr>
+                <w:rFonts w:ascii="Consolas" w:cs="Consolas" w:eastAsia="Consolas" w:hAnsi="Consolas"/>
+                <w:sz w:val="18"/>
+                <w:szCs w:val="18"/>
+              </w:rPr>
+              <w:t xml:space="preserve">it-02/tramo-b/bd/</w:t>
+            </w:r>
+            <w:r>
+              <w:rPr>
+                <w:sz w:val="18"/>
+                <w:szCs w:val="18"/>
+              </w:rPr>
               <w:t xml:space="preserve"> e </w:t>
             </w:r>
             <w:r>
@@ -9908,7 +10723,7 @@
                 <w:sz w:val="18"/>
                 <w:szCs w:val="18"/>
               </w:rPr>
-              <w:t xml:space="preserve">it-02/bd/</w:t>
+              <w:t xml:space="preserve">it-02/tramo-bc/bd/</w:t>
             </w:r>
             <w:r>
               <w:rPr>
@@ -9982,6 +10797,67 @@
       </w:pPr>
       <w:r>
         <w:t xml:space="preserve">Las columnas NOT NULL añadidas en IT-02 (consentimiento y registro legal) exigen migrar bases sin filas previas. Es aceptable porque aún no hay datos de producción.</w:t>
+      </w:r>
+    </w:p>
+    <w:p>
+      <w:pPr>
+        <w:pStyle w:val="ListParagraph"/>
+        <w:numPr>
+          <w:ilvl w:val="0"/>
+          <w:numId w:val="2"/>
+        </w:numPr>
+        <w:spacing w:after="60"/>
+        <w:jc w:val="left"/>
+      </w:pPr>
+      <w:r>
+        <w:t xml:space="preserve">La columna </w:t>
+      </w:r>
+      <w:r>
+        <w:rPr>
+          <w:rFonts w:ascii="Consolas" w:cs="Consolas" w:eastAsia="Consolas" w:hAnsi="Consolas"/>
+          <w:sz w:val="20"/>
+          <w:szCs w:val="20"/>
+        </w:rPr>
+        <w:t xml:space="preserve">iniciada_en</w:t>
+      </w:r>
+      <w:r>
+        <w:t xml:space="preserve"> de SYS-FN-08 sí se migra sin perder filas: </w:t>
+      </w:r>
+      <w:r>
+        <w:rPr>
+          <w:rFonts w:ascii="Consolas" w:cs="Consolas" w:eastAsia="Consolas" w:hAnsi="Consolas"/>
+          <w:sz w:val="20"/>
+          <w:szCs w:val="20"/>
+        </w:rPr>
+        <w:t xml:space="preserve">0010</w:t>
+      </w:r>
+      <w:r>
+        <w:t xml:space="preserve"> la añade sin restricción, la rellena con la fecha de creación de cada sesión y solo después exige NOT NULL. La generación automática de drizzle la habría añadido NOT NULL de entrada y habría fallado con sesiones existentes.</w:t>
+      </w:r>
+    </w:p>
+    <w:p>
+      <w:pPr>
+        <w:pStyle w:val="ListParagraph"/>
+        <w:numPr>
+          <w:ilvl w:val="0"/>
+          <w:numId w:val="2"/>
+        </w:numPr>
+        <w:spacing w:after="60"/>
+        <w:jc w:val="left"/>
+      </w:pPr>
+      <w:r>
+        <w:t xml:space="preserve">Al añadir </w:t>
+      </w:r>
+      <w:r>
+        <w:rPr>
+          <w:rFonts w:ascii="Consolas" w:cs="Consolas" w:eastAsia="Consolas" w:hAnsi="Consolas"/>
+          <w:sz w:val="20"/>
+          <w:szCs w:val="20"/>
+        </w:rPr>
+        <w:t xml:space="preserve">recuperaciones</w:t>
+      </w:r>
+      <w:r>
+        <w:t xml:space="preserve">, la lista exacta de privilegios de CB-3 falló hasta declarar en la propia prueba los tres privilegios nuevos, como está previsto.</w:t>
       </w:r>
     </w:p>
     <w:p>
@@ -10680,7 +11556,7 @@
         <w:jc w:val="both"/>
       </w:pPr>
       <w:r>
-        <w:t xml:space="preserve">La suite propia cubre las siete condiciones exigidas, con 27 casos que se ejecutan en cada cambio contra un PostgreSQL real y efímero. Separarla de la batería principal permite informarla por sí misma y leer su evolución por iteración: 4, 19 y 27 casos. Las propiedades que dependen de la plataforma de producción (cifrado en reposo, retención, respaldos y réplica) quedan declaradas como pendientes con su requisito de origen.</w:t>
+        <w:t xml:space="preserve">La suite propia cubre las siete condiciones exigidas, con 29 casos que se ejecutan en cada cambio contra un PostgreSQL real y efímero. Separarla de la batería principal permite informarla por sí misma y leer su evolución por iteración: 4, 19, 27 y 29 casos. Las propiedades que dependen de la plataforma de producción (cifrado en reposo, retención, respaldos y réplica) quedan declaradas como pendientes con su requisito de origen.</w:t>
       </w:r>
     </w:p>
     <w:p>
@@ -11211,7 +12087,97 @@
                 <w:sz w:val="18"/>
                 <w:szCs w:val="18"/>
               </w:rPr>
-              <w:t xml:space="preserve">Emisión, rotación y revocación (ADR-04)</w:t>
+              <w:t xml:space="preserve">Emisión, rotación y revocación (ADR-04); desplazamiento de la sesión más antigua (SYS-FN-08)</w:t>
+            </w:r>
+          </w:p>
+        </w:tc>
+      </w:tr>
+      <w:tr>
+        <w:tc>
+          <w:tcPr>
+            <w:tcW w:type="dxa" w:w="3182"/>
+            <w:tcBorders>
+              <w:top w:val="single" w:color="A6A6A6" w:sz="4"/>
+              <w:left w:val="single" w:color="A6A6A6" w:sz="4"/>
+              <w:bottom w:val="single" w:color="A6A6A6" w:sz="4"/>
+              <w:right w:val="single" w:color="A6A6A6" w:sz="4"/>
+            </w:tcBorders>
+            <w:tcMar>
+              <w:top w:type="dxa" w:w="60"/>
+              <w:left w:type="dxa" w:w="90"/>
+              <w:bottom w:type="dxa" w:w="60"/>
+              <w:right w:type="dxa" w:w="90"/>
+            </w:tcMar>
+          </w:tcPr>
+          <w:p>
+            <w:pPr>
+              <w:spacing w:after="30"/>
+            </w:pPr>
+            <w:r>
+              <w:rPr>
+                <w:rFonts w:ascii="Consolas" w:cs="Consolas" w:eastAsia="Consolas" w:hAnsi="Consolas"/>
+                <w:sz w:val="18"/>
+                <w:szCs w:val="18"/>
+              </w:rPr>
+              <w:t xml:space="preserve">m2_seguridad.recuperaciones</w:t>
+            </w:r>
+          </w:p>
+        </w:tc>
+        <w:tc>
+          <w:tcPr>
+            <w:tcW w:type="dxa" w:w="2246"/>
+            <w:tcBorders>
+              <w:top w:val="single" w:color="A6A6A6" w:sz="4"/>
+              <w:left w:val="single" w:color="A6A6A6" w:sz="4"/>
+              <w:bottom w:val="single" w:color="A6A6A6" w:sz="4"/>
+              <w:right w:val="single" w:color="A6A6A6" w:sz="4"/>
+            </w:tcBorders>
+            <w:tcMar>
+              <w:top w:type="dxa" w:w="60"/>
+              <w:left w:type="dxa" w:w="90"/>
+              <w:bottom w:type="dxa" w:w="60"/>
+              <w:right w:type="dxa" w:w="90"/>
+            </w:tcMar>
+          </w:tcPr>
+          <w:p>
+            <w:pPr>
+              <w:spacing w:after="30"/>
+            </w:pPr>
+            <w:r>
+              <w:rPr>
+                <w:sz w:val="18"/>
+                <w:szCs w:val="18"/>
+              </w:rPr>
+              <w:t xml:space="preserve">SELECT, INSERT, UPDATE</w:t>
+            </w:r>
+          </w:p>
+        </w:tc>
+        <w:tc>
+          <w:tcPr>
+            <w:tcW w:type="dxa" w:w="3932"/>
+            <w:tcBorders>
+              <w:top w:val="single" w:color="A6A6A6" w:sz="4"/>
+              <w:left w:val="single" w:color="A6A6A6" w:sz="4"/>
+              <w:bottom w:val="single" w:color="A6A6A6" w:sz="4"/>
+              <w:right w:val="single" w:color="A6A6A6" w:sz="4"/>
+            </w:tcBorders>
+            <w:tcMar>
+              <w:top w:type="dxa" w:w="60"/>
+              <w:left w:type="dxa" w:w="90"/>
+              <w:bottom w:type="dxa" w:w="60"/>
+              <w:right w:type="dxa" w:w="90"/>
+            </w:tcMar>
+          </w:tcPr>
+          <w:p>
+            <w:pPr>
+              <w:spacing w:after="30"/>
+            </w:pPr>
+            <w:r>
+              <w:rPr>
+                <w:sz w:val="18"/>
+                <w:szCs w:val="18"/>
+              </w:rPr>
+              <w:t xml:space="preserve">Solicitud, anulación y uso del enlace (SYS-FN-05); sin DELETE: las solicitudes no se borran</w:t>
             </w:r>
           </w:p>
         </w:tc>
